--- a/docs/spec/Nidan_Test_Strategy.docx
+++ b/docs/spec/Nidan_Test_Strategy.docx
@@ -20,7 +20,7 @@
           <w:sz w:val="19"/>
           <w:szCs w:val="19"/>
         </w:rPr>
-        <w:t xml:space="preserve">What we test, and what each kind of test cannot catch</w:t>
+        <w:t xml:space="preserve">Regenerated after the rename</w:t>
       </w:r>
     </w:p>
     <w:p>
@@ -181,7 +181,7 @@
           <w:sz w:val="21"/>
           <w:szCs w:val="21"/>
         </w:rPr>
-        <w:t xml:space="preserve">Build specification</w:t>
+        <w:t xml:space="preserve">Nidan</w:t>
       </w:r>
     </w:p>
     <w:p>
@@ -7110,7 +7110,7 @@
           <w:sz w:val="18"/>
           <w:szCs w:val="18"/>
         </w:rPr>
-        <w:t xml:space="preserve">from vpsim.infra import x</w:t>
+        <w:t xml:space="preserve">from nidan.infra import x</w:t>
       </w:r>
       <w:r>
         <w:rPr>
@@ -7380,7 +7380,7 @@
           <w:sz w:val="16"/>
           <w:szCs w:val="16"/>
         </w:rPr>
-        <w:t xml:space="preserve">"vpsim.infra"</w:t>
+        <w:t xml:space="preserve">"nidan.infra"</w:t>
       </w:r>
       <w:r>
         <w:rPr>
@@ -7398,7 +7398,7 @@
           <w:sz w:val="16"/>
           <w:szCs w:val="16"/>
         </w:rPr>
-        <w:t xml:space="preserve">"vpsim.api"</w:t>
+        <w:t xml:space="preserve">"nidan.api"</w:t>
       </w:r>
       <w:r>
         <w:rPr>
@@ -7416,7 +7416,7 @@
           <w:sz w:val="16"/>
           <w:szCs w:val="16"/>
         </w:rPr>
-        <w:t xml:space="preserve">"vpsim.app"</w:t>
+        <w:t xml:space="preserve">"nidan.app"</w:t>
       </w:r>
       <w:r>
         <w:rPr>
@@ -8266,7 +8266,7 @@
           <w:sz w:val="16"/>
           <w:szCs w:val="16"/>
         </w:rPr>
-        <w:t xml:space="preserve">  domain/session.py imports vpsim.infra.storage</w:t>
+        <w:t xml:space="preserve">  domain/session.py imports nidan.infra.storage</w:t>
       </w:r>
     </w:p>
     <w:p>
@@ -8285,7 +8285,7 @@
           <w:sz w:val="16"/>
           <w:szCs w:val="16"/>
         </w:rPr>
-        <w:t xml:space="preserve">  domain/feedback.py imports vpsim.infra.llm.gateway</w:t>
+        <w:t xml:space="preserve">  domain/feedback.py imports nidan.infra.llm.gateway</w:t>
       </w:r>
     </w:p>
     <w:p>
@@ -8667,7 +8667,7 @@
           <w:sz w:val="18"/>
           <w:szCs w:val="18"/>
         </w:rPr>
-        <w:t xml:space="preserve">vpsim.api</w:t>
+        <w:t xml:space="preserve">nidan.api</w:t>
       </w:r>
       <w:r>
         <w:rPr>
@@ -8985,7 +8985,7 @@
           <w:sz w:val="16"/>
           <w:szCs w:val="16"/>
         </w:rPr>
-        <w:t xml:space="preserve">"vpsim.domain"</w:t>
+        <w:t xml:space="preserve">"nidan.domain"</w:t>
       </w:r>
       <w:r>
         <w:rPr>
@@ -9031,7 +9031,7 @@
           <w:sz w:val="16"/>
           <w:szCs w:val="16"/>
         </w:rPr>
-        <w:t xml:space="preserve">"vpsim.infra"</w:t>
+        <w:t xml:space="preserve">"nidan.infra"</w:t>
       </w:r>
       <w:r>
         <w:rPr>
@@ -9049,7 +9049,7 @@
           <w:sz w:val="16"/>
           <w:szCs w:val="16"/>
         </w:rPr>
-        <w:t xml:space="preserve">"vpsim.api"</w:t>
+        <w:t xml:space="preserve">"nidan.api"</w:t>
       </w:r>
       <w:r>
         <w:rPr>
@@ -9067,7 +9067,7 @@
           <w:sz w:val="16"/>
           <w:szCs w:val="16"/>
         </w:rPr>
-        <w:t xml:space="preserve">"vpsim.app"</w:t>
+        <w:t xml:space="preserve">"nidan.app"</w:t>
       </w:r>
       <w:r>
         <w:rPr>
